--- a/documentos/fase1/03_Modelo_ER_Peter_Chen.docx
+++ b/documentos/fase1/03_Modelo_ER_Peter_Chen.docx
@@ -11,7 +11,7 @@
         <w:drawing>
           <wp:inline>
             <wp:extent cx="2160000" cy="1001928"/>
-            <wp:docPr id="38" name="Picture 38"/>
+            <wp:docPr id="48" name="Picture 48"/>
             <wp:cNvGraphicFramePr>
               <a:graphicFrameLocks noChangeAspect="1"/>
             </wp:cNvGraphicFramePr>
@@ -676,7 +676,7 @@
                 <w:sz w:val="19"/>
                 <w:lang w:val="es-CO"/>
               </w:rPr>
-              <w:t xml:space="preserve">Elipse punteada con nombre en cursiva subrayado</w:t>
+              <w:t xml:space="preserve">Elipse con nombre en cursiva y subrayado discontinuo</w:t>
             </w:r>
           </w:p>
         </w:tc>
@@ -1128,32 +1128,7 @@
         <w:rPr>
           <w:lang w:val="es-CO"/>
         </w:rPr>
-        <w:t xml:space="preserve">La figura siguiente muestra el modelo completo (18 entidades, 26 relaciones y 100 atributos). El archivo en alta</w:t>
-      </w:r>
-      <w:r>
-        <w:rPr>
-          <w:lang w:val="es-CO"/>
-        </w:rPr>
-        <w:t xml:space="preserve"> </w:t>
-      </w:r>
-      <w:r>
-        <w:rPr>
-          <w:lang w:val="es-CO"/>
-        </w:rPr>
-        <w:t xml:space="preserve">resolución se entrega también por separado en formatos PNG, SVG y PDF (</w:t>
-      </w:r>
-      <w:r>
-        <w:rPr>
-          <w:rStyle w:val="VerbatimChar"/>
-          <w:lang w:val="es-CO"/>
-        </w:rPr>
-        <w:t xml:space="preserve">diagramas/</w:t>
-      </w:r>
-      <w:r>
-        <w:rPr>
-          <w:lang w:val="es-CO"/>
-        </w:rPr>
-        <w:t xml:space="preserve">), para poder ampliarlo.</w:t>
+        <w:t xml:space="preserve">La vista global muestra la estructura de las 18 entidades y 26 relaciones, sin atributos. Los atributos completos se presentan por entidad en los tres catálogos gráficos de este capítulo. Las fuentes editables se entregan en Draw.io y las figuras en PNG, SVG y PDF.</w:t>
       </w:r>
     </w:p>
     <w:p>
@@ -1163,14 +1138,14 @@
       <w:r>
         <w:drawing>
           <wp:inline>
-            <wp:extent cx="5334000" cy="4130066"/>
+            <wp:extent cx="5334000" cy="4146322"/>
             <wp:effectExtent b="0" l="0" r="0" t="0"/>
             <wp:docPr descr="MER de SIGEVET en notación Peter Chen (completo)" title="" id="23" name="Picture"/>
             <a:graphic>
               <a:graphicData uri="http://schemas.openxmlformats.org/drawingml/2006/picture">
                 <pic:pic>
                   <pic:nvPicPr>
-                    <pic:cNvPr descr="diagramas/png/chen_completo.png" id="24" name="Picture"/>
+                    <pic:cNvPr descr="diagramas/png/04_Chen_Global_191116-24Oct2026.png" id="24" name="Picture"/>
                     <pic:cNvPicPr>
                       <a:picLocks noChangeArrowheads="1" noChangeAspect="1"/>
                     </pic:cNvPicPr>
@@ -1184,7 +1159,7 @@
                   <pic:spPr bwMode="auto">
                     <a:xfrm>
                       <a:off x="0" y="0"/>
-                      <a:ext cx="5334000" cy="4130066"/>
+                      <a:ext cx="5334000" cy="4146322"/>
                     </a:xfrm>
                     <a:prstGeom prst="rect">
                       <a:avLst/>
@@ -1245,19 +1220,7 @@
         <w:rPr>
           <w:lang w:val="es-CO"/>
         </w:rPr>
-        <w:t xml:space="preserve">Para facilitar la lectura, el modelo se divide en tres áreas funcionales. En cada vista, las entidades de otras áreas</w:t>
-      </w:r>
-      <w:r>
-        <w:rPr>
-          <w:lang w:val="es-CO"/>
-        </w:rPr>
-        <w:t xml:space="preserve"> </w:t>
-      </w:r>
-      <w:r>
-        <w:rPr>
-          <w:lang w:val="es-CO"/>
-        </w:rPr>
-        <w:t xml:space="preserve">aparecen en gris y sin atributos, solo para mostrar con qué se relacionan.</w:t>
+        <w:t xml:space="preserve">Cada área se presenta en filas independientes, una por relación. Una misma entidad puede repetirse como referencia para evitar cruces de líneas; cada repetición representa la misma entidad del modelo. Los atributos se consultan en los catálogos gráficos siguientes.</w:t>
       </w:r>
     </w:p>
     <w:p>
@@ -1389,14 +1352,14 @@
       <w:r>
         <w:drawing>
           <wp:inline>
-            <wp:extent cx="5334000" cy="5681565"/>
+            <wp:extent cx="5334000" cy="5730280"/>
             <wp:effectExtent b="0" l="0" r="0" t="0"/>
             <wp:docPr descr="MER Chen — Área Organización" title="" id="28" name="Picture"/>
             <a:graphic>
               <a:graphicData uri="http://schemas.openxmlformats.org/drawingml/2006/picture">
                 <pic:pic>
                   <pic:nvPicPr>
-                    <pic:cNvPr descr="diagramas/png/chen_organizacion.png" id="29" name="Picture"/>
+                    <pic:cNvPr descr="diagramas/png/01_Chen_Organizacion_191116-24Oct2026.png" id="29" name="Picture"/>
                     <pic:cNvPicPr>
                       <a:picLocks noChangeArrowheads="1" noChangeAspect="1"/>
                     </pic:cNvPicPr>
@@ -1410,7 +1373,7 @@
                   <pic:spPr bwMode="auto">
                     <a:xfrm>
                       <a:off x="0" y="0"/>
-                      <a:ext cx="5334000" cy="5681565"/>
+                      <a:ext cx="5334000" cy="5730280"/>
                     </a:xfrm>
                     <a:prstGeom prst="rect">
                       <a:avLst/>
@@ -1589,14 +1552,14 @@
       <w:r>
         <w:drawing>
           <wp:inline>
-            <wp:extent cx="5334000" cy="4250236"/>
+            <wp:extent cx="4767788" cy="7538810"/>
             <wp:effectExtent b="0" l="0" r="0" t="0"/>
             <wp:docPr descr="MER Chen — Área Clínica" title="" id="32" name="Picture"/>
             <a:graphic>
               <a:graphicData uri="http://schemas.openxmlformats.org/drawingml/2006/picture">
                 <pic:pic>
                   <pic:nvPicPr>
-                    <pic:cNvPr descr="diagramas/png/chen_clinica.png" id="33" name="Picture"/>
+                    <pic:cNvPr descr="diagramas/png/02_Chen_Clinica_191116-24Oct2026.png" id="33" name="Picture"/>
                     <pic:cNvPicPr>
                       <a:picLocks noChangeArrowheads="1" noChangeAspect="1"/>
                     </pic:cNvPicPr>
@@ -1610,7 +1573,7 @@
                   <pic:spPr bwMode="auto">
                     <a:xfrm>
                       <a:off x="0" y="0"/>
-                      <a:ext cx="5334000" cy="4250236"/>
+                      <a:ext cx="4767788" cy="7538810"/>
                     </a:xfrm>
                     <a:prstGeom prst="rect">
                       <a:avLst/>
@@ -1781,14 +1744,14 @@
       <w:r>
         <w:drawing>
           <wp:inline>
-            <wp:extent cx="5334000" cy="6520706"/>
+            <wp:extent cx="5334000" cy="6224753"/>
             <wp:effectExtent b="0" l="0" r="0" t="0"/>
             <wp:docPr descr="MER Chen — Área Comercial" title="" id="36" name="Picture"/>
             <a:graphic>
               <a:graphicData uri="http://schemas.openxmlformats.org/drawingml/2006/picture">
                 <pic:pic>
                   <pic:nvPicPr>
-                    <pic:cNvPr descr="diagramas/png/chen_comercial.png" id="37" name="Picture"/>
+                    <pic:cNvPr descr="diagramas/png/03_Chen_Comercial_191116-24Oct2026.png" id="37" name="Picture"/>
                     <pic:cNvPicPr>
                       <a:picLocks noChangeArrowheads="1" noChangeAspect="1"/>
                     </pic:cNvPicPr>
@@ -1802,7 +1765,7 @@
                   <pic:spPr bwMode="auto">
                     <a:xfrm>
                       <a:off x="0" y="0"/>
-                      <a:ext cx="5334000" cy="6520706"/>
+                      <a:ext cx="5334000" cy="6224753"/>
                     </a:xfrm>
                     <a:prstGeom prst="rect">
                       <a:avLst/>
@@ -1836,7 +1799,7 @@
       <w:pPr>
         <w:pStyle w:val="Heading1"/>
       </w:pPr>
-      <w:bookmarkStart w:id="38" w:name="_449803af4796fbbef2436afd7a6ccffc06eedd7"/>
+      <w:bookmarkStart w:id="38" w:name="_481895b384058328010055352962c4e29d09baa"/>
       <w:r>
         <w:rPr>
           <w:rStyle w:val="SectionNumber"/>
@@ -1851,9 +1814,217 @@
         <w:rPr>
           <w:lang w:val="es-CO"/>
         </w:rPr>
+        <w:t xml:space="preserve">Catálogos gráficos de atributos</w:t>
+      </w:r>
+      <w:bookmarkEnd w:id="38"/>
+    </w:p>
+    <w:p>
+      <w:pPr>
+        <w:pStyle w:val="FirstParagraph"/>
+      </w:pPr>
+      <w:r>
+        <w:rPr>
+          <w:lang w:val="es-CO"/>
+        </w:rPr>
+        <w:t xml:space="preserve">Cada entidad tiene un identificador, sus atributos y sus convenciones Chen. Las repeticiones de entidad entre hojas son referencias al mismo objeto conceptual.</w:t>
+      </w:r>
+    </w:p>
+    <w:p>
+      <w:pPr>
+        <w:pStyle w:val="CaptionedFigure"/>
+      </w:pPr>
+      <w:r>
+        <w:drawing>
+          <wp:inline>
+            <wp:extent cx="4976346" cy="7538810"/>
+            <wp:effectExtent b="0" l="0" r="0" t="0"/>
+            <wp:docPr descr="Catálogo Chen de atributos — Organizacion" title="" id="40" name="Picture"/>
+            <a:graphic>
+              <a:graphicData uri="http://schemas.openxmlformats.org/drawingml/2006/picture">
+                <pic:pic>
+                  <pic:nvPicPr>
+                    <pic:cNvPr descr="diagramas/png/11_Atributos_Organizacion_191116-24Oct2026.png" id="41" name="Picture"/>
+                    <pic:cNvPicPr>
+                      <a:picLocks noChangeArrowheads="1" noChangeAspect="1"/>
+                    </pic:cNvPicPr>
+                  </pic:nvPicPr>
+                  <pic:blipFill>
+                    <a:blip r:embed="rId39"/>
+                    <a:stretch>
+                      <a:fillRect/>
+                    </a:stretch>
+                  </pic:blipFill>
+                  <pic:spPr bwMode="auto">
+                    <a:xfrm>
+                      <a:off x="0" y="0"/>
+                      <a:ext cx="4976346" cy="7538810"/>
+                    </a:xfrm>
+                    <a:prstGeom prst="rect">
+                      <a:avLst/>
+                    </a:prstGeom>
+                    <a:noFill/>
+                    <a:ln w="9525">
+                      <a:noFill/>
+                      <a:headEnd/>
+                      <a:tailEnd/>
+                    </a:ln>
+                  </pic:spPr>
+                </pic:pic>
+              </a:graphicData>
+            </a:graphic>
+          </wp:inline>
+        </w:drawing>
+      </w:r>
+    </w:p>
+    <w:p>
+      <w:pPr>
+        <w:pStyle w:val="ImageCaption"/>
+      </w:pPr>
+      <w:r>
+        <w:rPr>
+          <w:lang w:val="es-CO"/>
+        </w:rPr>
+        <w:t xml:space="preserve">Catálogo Chen de atributos — Organizacion</w:t>
+      </w:r>
+    </w:p>
+    <w:p>
+      <w:pPr>
+        <w:pStyle w:val="CaptionedFigure"/>
+      </w:pPr>
+      <w:r>
+        <w:drawing>
+          <wp:inline>
+            <wp:extent cx="4976346" cy="7538810"/>
+            <wp:effectExtent b="0" l="0" r="0" t="0"/>
+            <wp:docPr descr="Catálogo Chen de atributos — Clinica" title="" id="43" name="Picture"/>
+            <a:graphic>
+              <a:graphicData uri="http://schemas.openxmlformats.org/drawingml/2006/picture">
+                <pic:pic>
+                  <pic:nvPicPr>
+                    <pic:cNvPr descr="diagramas/png/12_Atributos_Clinica_191116-24Oct2026.png" id="44" name="Picture"/>
+                    <pic:cNvPicPr>
+                      <a:picLocks noChangeArrowheads="1" noChangeAspect="1"/>
+                    </pic:cNvPicPr>
+                  </pic:nvPicPr>
+                  <pic:blipFill>
+                    <a:blip r:embed="rId42"/>
+                    <a:stretch>
+                      <a:fillRect/>
+                    </a:stretch>
+                  </pic:blipFill>
+                  <pic:spPr bwMode="auto">
+                    <a:xfrm>
+                      <a:off x="0" y="0"/>
+                      <a:ext cx="4976346" cy="7538810"/>
+                    </a:xfrm>
+                    <a:prstGeom prst="rect">
+                      <a:avLst/>
+                    </a:prstGeom>
+                    <a:noFill/>
+                    <a:ln w="9525">
+                      <a:noFill/>
+                      <a:headEnd/>
+                      <a:tailEnd/>
+                    </a:ln>
+                  </pic:spPr>
+                </pic:pic>
+              </a:graphicData>
+            </a:graphic>
+          </wp:inline>
+        </w:drawing>
+      </w:r>
+    </w:p>
+    <w:p>
+      <w:pPr>
+        <w:pStyle w:val="ImageCaption"/>
+      </w:pPr>
+      <w:r>
+        <w:rPr>
+          <w:lang w:val="es-CO"/>
+        </w:rPr>
+        <w:t xml:space="preserve">Catálogo Chen de atributos — Clinica</w:t>
+      </w:r>
+    </w:p>
+    <w:p>
+      <w:pPr>
+        <w:pStyle w:val="CaptionedFigure"/>
+      </w:pPr>
+      <w:r>
+        <w:drawing>
+          <wp:inline>
+            <wp:extent cx="5334000" cy="4156873"/>
+            <wp:effectExtent b="0" l="0" r="0" t="0"/>
+            <wp:docPr descr="Catálogo Chen de atributos — Comercial" title="" id="46" name="Picture"/>
+            <a:graphic>
+              <a:graphicData uri="http://schemas.openxmlformats.org/drawingml/2006/picture">
+                <pic:pic>
+                  <pic:nvPicPr>
+                    <pic:cNvPr descr="diagramas/png/13_Atributos_Comercial_191116-24Oct2026.png" id="47" name="Picture"/>
+                    <pic:cNvPicPr>
+                      <a:picLocks noChangeArrowheads="1" noChangeAspect="1"/>
+                    </pic:cNvPicPr>
+                  </pic:nvPicPr>
+                  <pic:blipFill>
+                    <a:blip r:embed="rId45"/>
+                    <a:stretch>
+                      <a:fillRect/>
+                    </a:stretch>
+                  </pic:blipFill>
+                  <pic:spPr bwMode="auto">
+                    <a:xfrm>
+                      <a:off x="0" y="0"/>
+                      <a:ext cx="5334000" cy="4156873"/>
+                    </a:xfrm>
+                    <a:prstGeom prst="rect">
+                      <a:avLst/>
+                    </a:prstGeom>
+                    <a:noFill/>
+                    <a:ln w="9525">
+                      <a:noFill/>
+                      <a:headEnd/>
+                      <a:tailEnd/>
+                    </a:ln>
+                  </pic:spPr>
+                </pic:pic>
+              </a:graphicData>
+            </a:graphic>
+          </wp:inline>
+        </w:drawing>
+      </w:r>
+    </w:p>
+    <w:p>
+      <w:pPr>
+        <w:pStyle w:val="ImageCaption"/>
+      </w:pPr>
+      <w:r>
+        <w:rPr>
+          <w:lang w:val="es-CO"/>
+        </w:rPr>
+        <w:t xml:space="preserve">Catálogo Chen de atributos — Comercial</w:t>
+      </w:r>
+    </w:p>
+    <w:p>
+      <w:pPr>
+        <w:pStyle w:val="Heading1"/>
+      </w:pPr>
+      <w:bookmarkStart w:id="48" w:name="_449803af4796fbbef2436afd7a6ccffc06eedd7"/>
+      <w:r>
+        <w:rPr>
+          <w:rStyle w:val="SectionNumber"/>
+          <w:lang w:val="es-CO"/>
+        </w:rPr>
+        <w:t xml:space="preserve">6</w:t>
+      </w:r>
+      <w:r>
+        <w:tab/>
+      </w:r>
+      <w:r>
+        <w:rPr>
+          <w:lang w:val="es-CO"/>
+        </w:rPr>
         <w:t xml:space="preserve">Catálogo de entidades</w:t>
       </w:r>
-      <w:bookmarkEnd w:id="38"/>
+      <w:bookmarkEnd w:id="48"/>
     </w:p>
     <w:p>
       <w:pPr>
@@ -3411,13 +3582,13 @@
       <w:pPr>
         <w:pStyle w:val="Heading1"/>
       </w:pPr>
-      <w:bookmarkStart w:id="39" w:name="_3f26150a99b79a46b8950c65bcab87d77401e4c"/>
+      <w:bookmarkStart w:id="49" w:name="_3f26150a99b79a46b8950c65bcab87d77401e4c"/>
       <w:r>
         <w:rPr>
           <w:rStyle w:val="SectionNumber"/>
           <w:lang w:val="es-CO"/>
         </w:rPr>
-        <w:t xml:space="preserve">6</w:t>
+        <w:t xml:space="preserve">7</w:t>
       </w:r>
       <w:r>
         <w:tab/>
@@ -3428,7 +3599,7 @@
         </w:rPr>
         <w:t xml:space="preserve">Clasificación de atributos</w:t>
       </w:r>
-      <w:bookmarkEnd w:id="39"/>
+      <w:bookmarkEnd w:id="49"/>
     </w:p>
     <w:p>
       <w:pPr>
@@ -5255,13 +5426,13 @@
       <w:pPr>
         <w:pStyle w:val="Heading1"/>
       </w:pPr>
-      <w:bookmarkStart w:id="40" w:name="_8dbd222ba67037633e66d2d7d906c777697616c"/>
+      <w:bookmarkStart w:id="50" w:name="_8dbd222ba67037633e66d2d7d906c777697616c"/>
       <w:r>
         <w:rPr>
           <w:rStyle w:val="SectionNumber"/>
           <w:lang w:val="es-CO"/>
         </w:rPr>
-        <w:t xml:space="preserve">7</w:t>
+        <w:t xml:space="preserve">8</w:t>
       </w:r>
       <w:r>
         <w:tab/>
@@ -5272,7 +5443,7 @@
         </w:rPr>
         <w:t xml:space="preserve">Catálogo de relaciones</w:t>
       </w:r>
-      <w:bookmarkEnd w:id="40"/>
+      <w:bookmarkEnd w:id="50"/>
     </w:p>
     <w:p>
       <w:pPr>
@@ -7885,13 +8056,13 @@
       <w:pPr>
         <w:pStyle w:val="Heading1"/>
       </w:pPr>
-      <w:bookmarkStart w:id="41" w:name="_e3793e836ddccbb890c56085b7dd9aab3bf279d"/>
+      <w:bookmarkStart w:id="51" w:name="_e3793e836ddccbb890c56085b7dd9aab3bf279d"/>
       <w:r>
         <w:rPr>
           <w:rStyle w:val="SectionNumber"/>
           <w:lang w:val="es-CO"/>
         </w:rPr>
-        <w:t xml:space="preserve">8</w:t>
+        <w:t xml:space="preserve">9</w:t>
       </w:r>
       <w:r>
         <w:tab/>
@@ -7902,7 +8073,7 @@
         </w:rPr>
         <w:t xml:space="preserve">Justificación de cardinalidades relevantes</w:t>
       </w:r>
-      <w:bookmarkEnd w:id="41"/>
+      <w:bookmarkEnd w:id="51"/>
     </w:p>
     <w:p>
       <w:pPr>
@@ -8154,13 +8325,13 @@
       <w:pPr>
         <w:pStyle w:val="Heading1"/>
       </w:pPr>
-      <w:bookmarkStart w:id="42" w:name="_5300766023f2b932437574862b6aa84b5ca8ddf"/>
+      <w:bookmarkStart w:id="52" w:name="_5300766023f2b932437574862b6aa84b5ca8ddf"/>
       <w:r>
         <w:rPr>
           <w:rStyle w:val="SectionNumber"/>
           <w:lang w:val="es-CO"/>
         </w:rPr>
-        <w:t xml:space="preserve">9</w:t>
+        <w:t xml:space="preserve">10</w:t>
       </w:r>
       <w:r>
         <w:tab/>
@@ -8171,7 +8342,7 @@
         </w:rPr>
         <w:t xml:space="preserve">Verificación de los requisitos del enunciado</w:t>
       </w:r>
-      <w:bookmarkEnd w:id="42"/>
+      <w:bookmarkEnd w:id="52"/>
     </w:p>
     <w:p>
       <w:pPr>

--- a/documentos/fase1/03_Modelo_ER_Peter_Chen.docx
+++ b/documentos/fase1/03_Modelo_ER_Peter_Chen.docx
@@ -11,7 +11,7 @@
         <w:drawing>
           <wp:inline>
             <wp:extent cx="2160000" cy="1001928"/>
-            <wp:docPr id="48" name="Picture 48"/>
+            <wp:docPr id="38" name="Picture 38"/>
             <wp:cNvGraphicFramePr>
               <a:graphicFrameLocks noChangeAspect="1"/>
             </wp:cNvGraphicFramePr>
@@ -595,7 +595,7 @@
                 <w:sz w:val="19"/>
                 <w:lang w:val="es-CO"/>
               </w:rPr>
-              <w:t xml:space="preserve">Relación identificadora de la entidad débil (CONTIENE)</w:t>
+              <w:t xml:space="preserve">Relación identificadora de la entidad débil (CONTENER)</w:t>
             </w:r>
           </w:p>
         </w:tc>
@@ -1044,7 +1044,7 @@
         <w:rPr>
           <w:lang w:val="es-CO"/>
         </w:rPr>
-        <w:t xml:space="preserve">de la relación: en DEPARTAMENTO —1— PERTENECE_A —N— CIUDAD, un departamento se</w:t>
+        <w:t xml:space="preserve">de la relación: en DEPARTAMENTO —1— PERTENECER —N— CIUDAD, un departamento se</w:t>
       </w:r>
       <w:r>
         <w:rPr>
@@ -1128,7 +1128,7 @@
         <w:rPr>
           <w:lang w:val="es-CO"/>
         </w:rPr>
-        <w:t xml:space="preserve">La vista global muestra la estructura de las 18 entidades y 26 relaciones, sin atributos. Los atributos completos se presentan por entidad en los tres catálogos gráficos de este capítulo. Las fuentes editables se entregan en Draw.io y las figuras en PNG, SVG y PDF.</w:t>
+        <w:t xml:space="preserve">La vista global muestra las 18 entidades y las 26 relaciones, sin atributos, para que se lea la estructura completa. Los atributos de cada entidad aparecen en las vistas por área. Todos los diagramas se hicieron en Draw.io y se entregan también en PNG y PDF.</w:t>
       </w:r>
     </w:p>
     <w:p>
@@ -1138,14 +1138,14 @@
       <w:r>
         <w:drawing>
           <wp:inline>
-            <wp:extent cx="5334000" cy="4146322"/>
+            <wp:extent cx="5334000" cy="3556000"/>
             <wp:effectExtent b="0" l="0" r="0" t="0"/>
             <wp:docPr descr="MER de SIGEVET en notación Peter Chen (completo)" title="" id="23" name="Picture"/>
             <a:graphic>
               <a:graphicData uri="http://schemas.openxmlformats.org/drawingml/2006/picture">
                 <pic:pic>
                   <pic:nvPicPr>
-                    <pic:cNvPr descr="diagramas/png/04_Chen_Global_191116-24Oct2026.png" id="24" name="Picture"/>
+                    <pic:cNvPr descr="diagramas/png/04_Chen_Global.png" id="24" name="Picture"/>
                     <pic:cNvPicPr>
                       <a:picLocks noChangeArrowheads="1" noChangeAspect="1"/>
                     </pic:cNvPicPr>
@@ -1159,7 +1159,7 @@
                   <pic:spPr bwMode="auto">
                     <a:xfrm>
                       <a:off x="0" y="0"/>
-                      <a:ext cx="5334000" cy="4146322"/>
+                      <a:ext cx="5334000" cy="3556000"/>
                     </a:xfrm>
                     <a:prstGeom prst="rect">
                       <a:avLst/>
@@ -1220,7 +1220,7 @@
         <w:rPr>
           <w:lang w:val="es-CO"/>
         </w:rPr>
-        <w:t xml:space="preserve">Cada área se presenta en filas independientes, una por relación. Una misma entidad puede repetirse como referencia para evitar cruces de líneas; cada repetición representa la misma entidad del modelo. Los atributos se consultan en los catálogos gráficos siguientes.</w:t>
+        <w:t xml:space="preserve">Cada área se dibuja como un solo diagrama conectado, con todos los atributos de sus entidades. Cuando una relación une una entidad del área con una de otra área, la entidad externa aparece sin atributos; sus atributos están en la vista de su propia área.</w:t>
       </w:r>
     </w:p>
     <w:p>
@@ -1268,7 +1268,7 @@
           <w:bCs/>
           <w:lang w:val="es-CO"/>
         </w:rPr>
-        <w:t xml:space="preserve">DIRIGE</w:t>
+        <w:t xml:space="preserve">DIRIGIR</w:t>
       </w:r>
       <w:r>
         <w:rPr>
@@ -1306,7 +1306,7 @@
           <w:bCs/>
           <w:lang w:val="es-CO"/>
         </w:rPr>
-        <w:t xml:space="preserve">CERTIFICADO_EN</w:t>
+        <w:t xml:space="preserve">CERTIFICAR</w:t>
       </w:r>
       <w:r>
         <w:rPr>
@@ -1330,7 +1330,7 @@
         <w:rPr>
           <w:lang w:val="es-CO"/>
         </w:rPr>
-        <w:t xml:space="preserve">atributo de la relación). Los subtipos VETERINARIO y AUXILIAR se asocian a EMPLEADO mediante relaciones 1:1 (ES_UN);</w:t>
+        <w:t xml:space="preserve">atributo de la relación). Los subtipos VETERINARIO y AUXILIAR se asocian a EMPLEADO mediante relaciones 1:1 (EJERCER y COLABORAR);</w:t>
       </w:r>
       <w:r>
         <w:rPr>
@@ -1352,14 +1352,14 @@
       <w:r>
         <w:drawing>
           <wp:inline>
-            <wp:extent cx="5334000" cy="5730280"/>
+            <wp:extent cx="5334000" cy="6936164"/>
             <wp:effectExtent b="0" l="0" r="0" t="0"/>
             <wp:docPr descr="MER Chen — Área Organización" title="" id="28" name="Picture"/>
             <a:graphic>
               <a:graphicData uri="http://schemas.openxmlformats.org/drawingml/2006/picture">
                 <pic:pic>
                   <pic:nvPicPr>
-                    <pic:cNvPr descr="diagramas/png/01_Chen_Organizacion_191116-24Oct2026.png" id="29" name="Picture"/>
+                    <pic:cNvPr descr="diagramas/png/01_Chen_Organizacion.png" id="29" name="Picture"/>
                     <pic:cNvPicPr>
                       <a:picLocks noChangeArrowheads="1" noChangeAspect="1"/>
                     </pic:cNvPicPr>
@@ -1373,7 +1373,7 @@
                   <pic:spPr bwMode="auto">
                     <a:xfrm>
                       <a:off x="0" y="0"/>
-                      <a:ext cx="5334000" cy="5730280"/>
+                      <a:ext cx="5334000" cy="6936164"/>
                     </a:xfrm>
                     <a:prstGeom prst="rect">
                       <a:avLst/>
@@ -1448,7 +1448,7 @@
           <w:bCs/>
           <w:lang w:val="es-CO"/>
         </w:rPr>
-        <w:t xml:space="preserve">TIENE</w:t>
+        <w:t xml:space="preserve">TENER</w:t>
       </w:r>
       <w:r>
         <w:rPr>
@@ -1474,7 +1474,7 @@
           <w:bCs/>
           <w:lang w:val="es-CO"/>
         </w:rPr>
-        <w:t xml:space="preserve">GENERA</w:t>
+        <w:t xml:space="preserve">GENERAR</w:t>
       </w:r>
       <w:r>
         <w:rPr>
@@ -1552,14 +1552,14 @@
       <w:r>
         <w:drawing>
           <wp:inline>
-            <wp:extent cx="4767788" cy="7538810"/>
+            <wp:extent cx="5334000" cy="5824774"/>
             <wp:effectExtent b="0" l="0" r="0" t="0"/>
             <wp:docPr descr="MER Chen — Área Clínica" title="" id="32" name="Picture"/>
             <a:graphic>
               <a:graphicData uri="http://schemas.openxmlformats.org/drawingml/2006/picture">
                 <pic:pic>
                   <pic:nvPicPr>
-                    <pic:cNvPr descr="diagramas/png/02_Chen_Clinica_191116-24Oct2026.png" id="33" name="Picture"/>
+                    <pic:cNvPr descr="diagramas/png/02_Chen_Clinica.png" id="33" name="Picture"/>
                     <pic:cNvPicPr>
                       <a:picLocks noChangeArrowheads="1" noChangeAspect="1"/>
                     </pic:cNvPicPr>
@@ -1573,7 +1573,7 @@
                   <pic:spPr bwMode="auto">
                     <a:xfrm>
                       <a:off x="0" y="0"/>
-                      <a:ext cx="4767788" cy="7538810"/>
+                      <a:ext cx="5334000" cy="5824774"/>
                     </a:xfrm>
                     <a:prstGeom prst="rect">
                       <a:avLst/>
@@ -1648,7 +1648,7 @@
           <w:bCs/>
           <w:lang w:val="es-CO"/>
         </w:rPr>
-        <w:t xml:space="preserve">PRESCRIBE</w:t>
+        <w:t xml:space="preserve">PRESCRIBIR</w:t>
       </w:r>
       <w:r>
         <w:rPr>
@@ -1686,7 +1686,7 @@
           <w:bCs/>
           <w:lang w:val="es-CO"/>
         </w:rPr>
-        <w:t xml:space="preserve">ALMACENA</w:t>
+        <w:t xml:space="preserve">ALMACENAR</w:t>
       </w:r>
       <w:r>
         <w:rPr>
@@ -1744,14 +1744,14 @@
       <w:r>
         <w:drawing>
           <wp:inline>
-            <wp:extent cx="5334000" cy="6224753"/>
+            <wp:extent cx="5334000" cy="5141661"/>
             <wp:effectExtent b="0" l="0" r="0" t="0"/>
             <wp:docPr descr="MER Chen — Área Comercial" title="" id="36" name="Picture"/>
             <a:graphic>
               <a:graphicData uri="http://schemas.openxmlformats.org/drawingml/2006/picture">
                 <pic:pic>
                   <pic:nvPicPr>
-                    <pic:cNvPr descr="diagramas/png/03_Chen_Comercial_191116-24Oct2026.png" id="37" name="Picture"/>
+                    <pic:cNvPr descr="diagramas/png/03_Chen_Comercial.png" id="37" name="Picture"/>
                     <pic:cNvPicPr>
                       <a:picLocks noChangeArrowheads="1" noChangeAspect="1"/>
                     </pic:cNvPicPr>
@@ -1765,7 +1765,7 @@
                   <pic:spPr bwMode="auto">
                     <a:xfrm>
                       <a:off x="0" y="0"/>
-                      <a:ext cx="5334000" cy="6224753"/>
+                      <a:ext cx="5334000" cy="5141661"/>
                     </a:xfrm>
                     <a:prstGeom prst="rect">
                       <a:avLst/>
@@ -1799,7 +1799,7 @@
       <w:pPr>
         <w:pStyle w:val="Heading1"/>
       </w:pPr>
-      <w:bookmarkStart w:id="38" w:name="_481895b384058328010055352962c4e29d09baa"/>
+      <w:bookmarkStart w:id="38" w:name="_449803af4796fbbef2436afd7a6ccffc06eedd7"/>
       <w:r>
         <w:rPr>
           <w:rStyle w:val="SectionNumber"/>
@@ -1814,217 +1814,9 @@
         <w:rPr>
           <w:lang w:val="es-CO"/>
         </w:rPr>
-        <w:t xml:space="preserve">Catálogos gráficos de atributos</w:t>
+        <w:t xml:space="preserve">Catálogo de entidades</w:t>
       </w:r>
       <w:bookmarkEnd w:id="38"/>
-    </w:p>
-    <w:p>
-      <w:pPr>
-        <w:pStyle w:val="FirstParagraph"/>
-      </w:pPr>
-      <w:r>
-        <w:rPr>
-          <w:lang w:val="es-CO"/>
-        </w:rPr>
-        <w:t xml:space="preserve">Cada entidad tiene un identificador, sus atributos y sus convenciones Chen. Las repeticiones de entidad entre hojas son referencias al mismo objeto conceptual.</w:t>
-      </w:r>
-    </w:p>
-    <w:p>
-      <w:pPr>
-        <w:pStyle w:val="CaptionedFigure"/>
-      </w:pPr>
-      <w:r>
-        <w:drawing>
-          <wp:inline>
-            <wp:extent cx="4976346" cy="7538810"/>
-            <wp:effectExtent b="0" l="0" r="0" t="0"/>
-            <wp:docPr descr="Catálogo Chen de atributos — Organizacion" title="" id="40" name="Picture"/>
-            <a:graphic>
-              <a:graphicData uri="http://schemas.openxmlformats.org/drawingml/2006/picture">
-                <pic:pic>
-                  <pic:nvPicPr>
-                    <pic:cNvPr descr="diagramas/png/11_Atributos_Organizacion_191116-24Oct2026.png" id="41" name="Picture"/>
-                    <pic:cNvPicPr>
-                      <a:picLocks noChangeArrowheads="1" noChangeAspect="1"/>
-                    </pic:cNvPicPr>
-                  </pic:nvPicPr>
-                  <pic:blipFill>
-                    <a:blip r:embed="rId39"/>
-                    <a:stretch>
-                      <a:fillRect/>
-                    </a:stretch>
-                  </pic:blipFill>
-                  <pic:spPr bwMode="auto">
-                    <a:xfrm>
-                      <a:off x="0" y="0"/>
-                      <a:ext cx="4976346" cy="7538810"/>
-                    </a:xfrm>
-                    <a:prstGeom prst="rect">
-                      <a:avLst/>
-                    </a:prstGeom>
-                    <a:noFill/>
-                    <a:ln w="9525">
-                      <a:noFill/>
-                      <a:headEnd/>
-                      <a:tailEnd/>
-                    </a:ln>
-                  </pic:spPr>
-                </pic:pic>
-              </a:graphicData>
-            </a:graphic>
-          </wp:inline>
-        </w:drawing>
-      </w:r>
-    </w:p>
-    <w:p>
-      <w:pPr>
-        <w:pStyle w:val="ImageCaption"/>
-      </w:pPr>
-      <w:r>
-        <w:rPr>
-          <w:lang w:val="es-CO"/>
-        </w:rPr>
-        <w:t xml:space="preserve">Catálogo Chen de atributos — Organizacion</w:t>
-      </w:r>
-    </w:p>
-    <w:p>
-      <w:pPr>
-        <w:pStyle w:val="CaptionedFigure"/>
-      </w:pPr>
-      <w:r>
-        <w:drawing>
-          <wp:inline>
-            <wp:extent cx="4976346" cy="7538810"/>
-            <wp:effectExtent b="0" l="0" r="0" t="0"/>
-            <wp:docPr descr="Catálogo Chen de atributos — Clinica" title="" id="43" name="Picture"/>
-            <a:graphic>
-              <a:graphicData uri="http://schemas.openxmlformats.org/drawingml/2006/picture">
-                <pic:pic>
-                  <pic:nvPicPr>
-                    <pic:cNvPr descr="diagramas/png/12_Atributos_Clinica_191116-24Oct2026.png" id="44" name="Picture"/>
-                    <pic:cNvPicPr>
-                      <a:picLocks noChangeArrowheads="1" noChangeAspect="1"/>
-                    </pic:cNvPicPr>
-                  </pic:nvPicPr>
-                  <pic:blipFill>
-                    <a:blip r:embed="rId42"/>
-                    <a:stretch>
-                      <a:fillRect/>
-                    </a:stretch>
-                  </pic:blipFill>
-                  <pic:spPr bwMode="auto">
-                    <a:xfrm>
-                      <a:off x="0" y="0"/>
-                      <a:ext cx="4976346" cy="7538810"/>
-                    </a:xfrm>
-                    <a:prstGeom prst="rect">
-                      <a:avLst/>
-                    </a:prstGeom>
-                    <a:noFill/>
-                    <a:ln w="9525">
-                      <a:noFill/>
-                      <a:headEnd/>
-                      <a:tailEnd/>
-                    </a:ln>
-                  </pic:spPr>
-                </pic:pic>
-              </a:graphicData>
-            </a:graphic>
-          </wp:inline>
-        </w:drawing>
-      </w:r>
-    </w:p>
-    <w:p>
-      <w:pPr>
-        <w:pStyle w:val="ImageCaption"/>
-      </w:pPr>
-      <w:r>
-        <w:rPr>
-          <w:lang w:val="es-CO"/>
-        </w:rPr>
-        <w:t xml:space="preserve">Catálogo Chen de atributos — Clinica</w:t>
-      </w:r>
-    </w:p>
-    <w:p>
-      <w:pPr>
-        <w:pStyle w:val="CaptionedFigure"/>
-      </w:pPr>
-      <w:r>
-        <w:drawing>
-          <wp:inline>
-            <wp:extent cx="5334000" cy="4156873"/>
-            <wp:effectExtent b="0" l="0" r="0" t="0"/>
-            <wp:docPr descr="Catálogo Chen de atributos — Comercial" title="" id="46" name="Picture"/>
-            <a:graphic>
-              <a:graphicData uri="http://schemas.openxmlformats.org/drawingml/2006/picture">
-                <pic:pic>
-                  <pic:nvPicPr>
-                    <pic:cNvPr descr="diagramas/png/13_Atributos_Comercial_191116-24Oct2026.png" id="47" name="Picture"/>
-                    <pic:cNvPicPr>
-                      <a:picLocks noChangeArrowheads="1" noChangeAspect="1"/>
-                    </pic:cNvPicPr>
-                  </pic:nvPicPr>
-                  <pic:blipFill>
-                    <a:blip r:embed="rId45"/>
-                    <a:stretch>
-                      <a:fillRect/>
-                    </a:stretch>
-                  </pic:blipFill>
-                  <pic:spPr bwMode="auto">
-                    <a:xfrm>
-                      <a:off x="0" y="0"/>
-                      <a:ext cx="5334000" cy="4156873"/>
-                    </a:xfrm>
-                    <a:prstGeom prst="rect">
-                      <a:avLst/>
-                    </a:prstGeom>
-                    <a:noFill/>
-                    <a:ln w="9525">
-                      <a:noFill/>
-                      <a:headEnd/>
-                      <a:tailEnd/>
-                    </a:ln>
-                  </pic:spPr>
-                </pic:pic>
-              </a:graphicData>
-            </a:graphic>
-          </wp:inline>
-        </w:drawing>
-      </w:r>
-    </w:p>
-    <w:p>
-      <w:pPr>
-        <w:pStyle w:val="ImageCaption"/>
-      </w:pPr>
-      <w:r>
-        <w:rPr>
-          <w:lang w:val="es-CO"/>
-        </w:rPr>
-        <w:t xml:space="preserve">Catálogo Chen de atributos — Comercial</w:t>
-      </w:r>
-    </w:p>
-    <w:p>
-      <w:pPr>
-        <w:pStyle w:val="Heading1"/>
-      </w:pPr>
-      <w:bookmarkStart w:id="48" w:name="_449803af4796fbbef2436afd7a6ccffc06eedd7"/>
-      <w:r>
-        <w:rPr>
-          <w:rStyle w:val="SectionNumber"/>
-          <w:lang w:val="es-CO"/>
-        </w:rPr>
-        <w:t xml:space="preserve">6</w:t>
-      </w:r>
-      <w:r>
-        <w:tab/>
-      </w:r>
-      <w:r>
-        <w:rPr>
-          <w:lang w:val="es-CO"/>
-        </w:rPr>
-        <w:t xml:space="preserve">Catálogo de entidades</w:t>
-      </w:r>
-      <w:bookmarkEnd w:id="48"/>
     </w:p>
     <w:p>
       <w:pPr>
@@ -3098,7 +2890,7 @@
                 <w:sz w:val="19"/>
                 <w:lang w:val="es-CO"/>
               </w:rPr>
-              <w:t xml:space="preserve">Historia clínica única de cada mascota (relación 1:1 TIENE), compartida por todas las sedes.</w:t>
+              <w:t xml:space="preserve">Historia clínica única de cada mascota (relación 1:1 TENER), compartida por todas las sedes.</w:t>
             </w:r>
           </w:p>
         </w:tc>
@@ -3335,7 +3127,7 @@
                 <w:sz w:val="19"/>
                 <w:lang w:val="es-CO"/>
               </w:rPr>
-              <w:t xml:space="preserve">Registro clínico de una cita atendida (relación 1:1 GENERA con CITA).</w:t>
+              <w:t xml:space="preserve">Registro clínico de una cita atendida (relación 1:1 GENERAR con CITA).</w:t>
             </w:r>
           </w:p>
         </w:tc>
@@ -3582,13 +3374,13 @@
       <w:pPr>
         <w:pStyle w:val="Heading1"/>
       </w:pPr>
-      <w:bookmarkStart w:id="49" w:name="_3f26150a99b79a46b8950c65bcab87d77401e4c"/>
+      <w:bookmarkStart w:id="39" w:name="_3f26150a99b79a46b8950c65bcab87d77401e4c"/>
       <w:r>
         <w:rPr>
           <w:rStyle w:val="SectionNumber"/>
           <w:lang w:val="es-CO"/>
         </w:rPr>
-        <w:t xml:space="preserve">7</w:t>
+        <w:t xml:space="preserve">6</w:t>
       </w:r>
       <w:r>
         <w:tab/>
@@ -3599,7 +3391,7 @@
         </w:rPr>
         <w:t xml:space="preserve">Clasificación de atributos</w:t>
       </w:r>
-      <w:bookmarkEnd w:id="49"/>
+      <w:bookmarkEnd w:id="39"/>
     </w:p>
     <w:p>
       <w:pPr>
@@ -5426,13 +5218,13 @@
       <w:pPr>
         <w:pStyle w:val="Heading1"/>
       </w:pPr>
-      <w:bookmarkStart w:id="50" w:name="_8dbd222ba67037633e66d2d7d906c777697616c"/>
+      <w:bookmarkStart w:id="40" w:name="_8dbd222ba67037633e66d2d7d906c777697616c"/>
       <w:r>
         <w:rPr>
           <w:rStyle w:val="SectionNumber"/>
           <w:lang w:val="es-CO"/>
         </w:rPr>
-        <w:t xml:space="preserve">8</w:t>
+        <w:t xml:space="preserve">7</w:t>
       </w:r>
       <w:r>
         <w:tab/>
@@ -5443,7 +5235,7 @@
         </w:rPr>
         <w:t xml:space="preserve">Catálogo de relaciones</w:t>
       </w:r>
-      <w:bookmarkEnd w:id="50"/>
+      <w:bookmarkEnd w:id="40"/>
     </w:p>
     <w:p>
       <w:pPr>
@@ -5622,7 +5414,7 @@
                 <w:sz w:val="19"/>
                 <w:lang w:val="es-CO"/>
               </w:rPr>
-              <w:t xml:space="preserve">PERTENECE_A</w:t>
+              <w:t xml:space="preserve">PERTENECER</w:t>
             </w:r>
           </w:p>
         </w:tc>
@@ -5716,7 +5508,7 @@
                 <w:sz w:val="19"/>
                 <w:lang w:val="es-CO"/>
               </w:rPr>
-              <w:t xml:space="preserve">UBICADA_EN</w:t>
+              <w:t xml:space="preserve">UBICAR</w:t>
             </w:r>
           </w:p>
         </w:tc>
@@ -5810,7 +5602,7 @@
                 <w:sz w:val="19"/>
                 <w:lang w:val="es-CO"/>
               </w:rPr>
-              <w:t xml:space="preserve">RESIDE_EN</w:t>
+              <w:t xml:space="preserve">RESIDIR</w:t>
             </w:r>
           </w:p>
         </w:tc>
@@ -5904,7 +5696,7 @@
                 <w:sz w:val="19"/>
                 <w:lang w:val="es-CO"/>
               </w:rPr>
-              <w:t xml:space="preserve">LABORA_EN</w:t>
+              <w:t xml:space="preserve">LABORAR</w:t>
             </w:r>
           </w:p>
         </w:tc>
@@ -5998,7 +5790,7 @@
                 <w:sz w:val="19"/>
                 <w:lang w:val="es-CO"/>
               </w:rPr>
-              <w:t xml:space="preserve">DIRIGE</w:t>
+              <w:t xml:space="preserve">DIRIGIR</w:t>
             </w:r>
           </w:p>
         </w:tc>
@@ -6092,7 +5884,7 @@
                 <w:sz w:val="19"/>
                 <w:lang w:val="es-CO"/>
               </w:rPr>
-              <w:t xml:space="preserve">ES_VETERINARIO</w:t>
+              <w:t xml:space="preserve">EJERCER</w:t>
             </w:r>
           </w:p>
         </w:tc>
@@ -6186,7 +5978,7 @@
                 <w:sz w:val="19"/>
                 <w:lang w:val="es-CO"/>
               </w:rPr>
-              <w:t xml:space="preserve">ES_AUXILIAR</w:t>
+              <w:t xml:space="preserve">COLABORAR</w:t>
             </w:r>
           </w:p>
         </w:tc>
@@ -6280,7 +6072,7 @@
                 <w:sz w:val="19"/>
                 <w:lang w:val="es-CO"/>
               </w:rPr>
-              <w:t xml:space="preserve">CERTIFICADO_EN</w:t>
+              <w:t xml:space="preserve">CERTIFICAR</w:t>
             </w:r>
           </w:p>
         </w:tc>
@@ -6374,7 +6166,7 @@
                 <w:sz w:val="19"/>
                 <w:lang w:val="es-CO"/>
               </w:rPr>
-              <w:t xml:space="preserve">CLASIFICA</w:t>
+              <w:t xml:space="preserve">AGRUPAR</w:t>
             </w:r>
           </w:p>
         </w:tc>
@@ -6468,7 +6260,7 @@
                 <w:sz w:val="19"/>
                 <w:lang w:val="es-CO"/>
               </w:rPr>
-              <w:t xml:space="preserve">ES_DE_RAZA</w:t>
+              <w:t xml:space="preserve">CLASIFICAR</w:t>
             </w:r>
           </w:p>
         </w:tc>
@@ -6562,7 +6354,7 @@
                 <w:sz w:val="19"/>
                 <w:lang w:val="es-CO"/>
               </w:rPr>
-              <w:t xml:space="preserve">PROPIETARIO_DE</w:t>
+              <w:t xml:space="preserve">POSEER</w:t>
             </w:r>
           </w:p>
         </w:tc>
@@ -6656,7 +6448,7 @@
                 <w:sz w:val="19"/>
                 <w:lang w:val="es-CO"/>
               </w:rPr>
-              <w:t xml:space="preserve">TIENE</w:t>
+              <w:t xml:space="preserve">TENER</w:t>
             </w:r>
           </w:p>
         </w:tc>
@@ -6750,7 +6542,7 @@
                 <w:sz w:val="19"/>
                 <w:lang w:val="es-CO"/>
               </w:rPr>
-              <w:t xml:space="preserve">SOLICITA</w:t>
+              <w:t xml:space="preserve">SOLICITAR</w:t>
             </w:r>
           </w:p>
         </w:tc>
@@ -6844,7 +6636,7 @@
                 <w:sz w:val="19"/>
                 <w:lang w:val="es-CO"/>
               </w:rPr>
-              <w:t xml:space="preserve">ATIENDE</w:t>
+              <w:t xml:space="preserve">ATENDER</w:t>
             </w:r>
           </w:p>
         </w:tc>
@@ -6938,7 +6730,7 @@
                 <w:sz w:val="19"/>
                 <w:lang w:val="es-CO"/>
               </w:rPr>
-              <w:t xml:space="preserve">SE_PROGRAMA_EN</w:t>
+              <w:t xml:space="preserve">PROGRAMAR</w:t>
             </w:r>
           </w:p>
         </w:tc>
@@ -7032,7 +6824,7 @@
                 <w:sz w:val="19"/>
                 <w:lang w:val="es-CO"/>
               </w:rPr>
-              <w:t xml:space="preserve">CORRESPONDE_A</w:t>
+              <w:t xml:space="preserve">CORRESPONDER</w:t>
             </w:r>
           </w:p>
         </w:tc>
@@ -7126,7 +6918,7 @@
                 <w:sz w:val="19"/>
                 <w:lang w:val="es-CO"/>
               </w:rPr>
-              <w:t xml:space="preserve">GENERA</w:t>
+              <w:t xml:space="preserve">GENERAR</w:t>
             </w:r>
           </w:p>
         </w:tc>
@@ -7220,7 +7012,7 @@
                 <w:sz w:val="19"/>
                 <w:lang w:val="es-CO"/>
               </w:rPr>
-              <w:t xml:space="preserve">ASISTE</w:t>
+              <w:t xml:space="preserve">ASISTIR</w:t>
             </w:r>
           </w:p>
         </w:tc>
@@ -7314,7 +7106,7 @@
                 <w:sz w:val="19"/>
                 <w:lang w:val="es-CO"/>
               </w:rPr>
-              <w:t xml:space="preserve">PRESCRIBE</w:t>
+              <w:t xml:space="preserve">PRESCRIBIR</w:t>
             </w:r>
           </w:p>
         </w:tc>
@@ -7408,7 +7200,7 @@
                 <w:sz w:val="19"/>
                 <w:lang w:val="es-CO"/>
               </w:rPr>
-              <w:t xml:space="preserve">ALMACENA</w:t>
+              <w:t xml:space="preserve">ALMACENAR</w:t>
             </w:r>
           </w:p>
         </w:tc>
@@ -7502,7 +7294,7 @@
                 <w:sz w:val="19"/>
                 <w:lang w:val="es-CO"/>
               </w:rPr>
-              <w:t xml:space="preserve">FACTURADA_A</w:t>
+              <w:t xml:space="preserve">FACTURAR</w:t>
             </w:r>
           </w:p>
         </w:tc>
@@ -7596,7 +7388,7 @@
                 <w:sz w:val="19"/>
                 <w:lang w:val="es-CO"/>
               </w:rPr>
-              <w:t xml:space="preserve">EMITIDA_EN</w:t>
+              <w:t xml:space="preserve">EXPEDIR</w:t>
             </w:r>
           </w:p>
         </w:tc>
@@ -7690,7 +7482,7 @@
                 <w:sz w:val="19"/>
                 <w:lang w:val="es-CO"/>
               </w:rPr>
-              <w:t xml:space="preserve">EMITE</w:t>
+              <w:t xml:space="preserve">EMITIR</w:t>
             </w:r>
           </w:p>
         </w:tc>
@@ -7784,7 +7576,7 @@
                 <w:sz w:val="19"/>
                 <w:lang w:val="es-CO"/>
               </w:rPr>
-              <w:t xml:space="preserve">CONTIENE</w:t>
+              <w:t xml:space="preserve">CONTENER</w:t>
             </w:r>
             <w:r>
               <w:rPr>
@@ -7892,7 +7684,7 @@
                 <w:sz w:val="19"/>
                 <w:lang w:val="es-CO"/>
               </w:rPr>
-              <w:t xml:space="preserve">INCLUYE_SERVICIO</w:t>
+              <w:t xml:space="preserve">COBRAR</w:t>
             </w:r>
           </w:p>
         </w:tc>
@@ -7986,7 +7778,7 @@
                 <w:sz w:val="19"/>
                 <w:lang w:val="es-CO"/>
               </w:rPr>
-              <w:t xml:space="preserve">INCLUYE_MEDICAMENTO</w:t>
+              <w:t xml:space="preserve">VENDER</w:t>
             </w:r>
           </w:p>
         </w:tc>
@@ -8056,13 +7848,13 @@
       <w:pPr>
         <w:pStyle w:val="Heading1"/>
       </w:pPr>
-      <w:bookmarkStart w:id="51" w:name="_e3793e836ddccbb890c56085b7dd9aab3bf279d"/>
+      <w:bookmarkStart w:id="41" w:name="_e3793e836ddccbb890c56085b7dd9aab3bf279d"/>
       <w:r>
         <w:rPr>
           <w:rStyle w:val="SectionNumber"/>
           <w:lang w:val="es-CO"/>
         </w:rPr>
-        <w:t xml:space="preserve">9</w:t>
+        <w:t xml:space="preserve">8</w:t>
       </w:r>
       <w:r>
         <w:tab/>
@@ -8073,7 +7865,7 @@
         </w:rPr>
         <w:t xml:space="preserve">Justificación de cardinalidades relevantes</w:t>
       </w:r>
-      <w:bookmarkEnd w:id="51"/>
+      <w:bookmarkEnd w:id="41"/>
     </w:p>
     <w:p>
       <w:pPr>
@@ -8089,7 +7881,7 @@
           <w:bCs/>
           <w:lang w:val="es-CO"/>
         </w:rPr>
-        <w:t xml:space="preserve">DIRIGE (1:1):</w:t>
+        <w:t xml:space="preserve">DIRIGIR (1:1):</w:t>
       </w:r>
       <w:r>
         <w:rPr>
@@ -8130,7 +7922,7 @@
           <w:bCs/>
           <w:lang w:val="es-CO"/>
         </w:rPr>
-        <w:t xml:space="preserve">TIENE (1:1):</w:t>
+        <w:t xml:space="preserve">TENER (1:1):</w:t>
       </w:r>
       <w:r>
         <w:rPr>
@@ -8171,7 +7963,7 @@
           <w:bCs/>
           <w:lang w:val="es-CO"/>
         </w:rPr>
-        <w:t xml:space="preserve">GENERA (1:1):</w:t>
+        <w:t xml:space="preserve">GENERAR (1:1):</w:t>
       </w:r>
       <w:r>
         <w:rPr>
@@ -8212,7 +8004,7 @@
           <w:bCs/>
           <w:lang w:val="es-CO"/>
         </w:rPr>
-        <w:t xml:space="preserve">PROPIETARIO_DE (1:N):</w:t>
+        <w:t xml:space="preserve">POSEER (1:N):</w:t>
       </w:r>
       <w:r>
         <w:rPr>
@@ -8253,7 +8045,7 @@
           <w:bCs/>
           <w:lang w:val="es-CO"/>
         </w:rPr>
-        <w:t xml:space="preserve">PRESCRIBE (N:M):</w:t>
+        <w:t xml:space="preserve">PRESCRIBIR (N:M):</w:t>
       </w:r>
       <w:r>
         <w:rPr>
@@ -8294,7 +8086,7 @@
           <w:bCs/>
           <w:lang w:val="es-CO"/>
         </w:rPr>
-        <w:t xml:space="preserve">CONTIENE (1:N identificadora):</w:t>
+        <w:t xml:space="preserve">CONTENER (1:N identificadora):</w:t>
       </w:r>
       <w:r>
         <w:rPr>
@@ -8325,13 +8117,13 @@
       <w:pPr>
         <w:pStyle w:val="Heading1"/>
       </w:pPr>
-      <w:bookmarkStart w:id="52" w:name="_5300766023f2b932437574862b6aa84b5ca8ddf"/>
+      <w:bookmarkStart w:id="42" w:name="_5300766023f2b932437574862b6aa84b5ca8ddf"/>
       <w:r>
         <w:rPr>
           <w:rStyle w:val="SectionNumber"/>
           <w:lang w:val="es-CO"/>
         </w:rPr>
-        <w:t xml:space="preserve">10</w:t>
+        <w:t xml:space="preserve">9</w:t>
       </w:r>
       <w:r>
         <w:tab/>
@@ -8342,7 +8134,7 @@
         </w:rPr>
         <w:t xml:space="preserve">Verificación de los requisitos del enunciado</w:t>
       </w:r>
-      <w:bookmarkEnd w:id="52"/>
+      <w:bookmarkEnd w:id="42"/>
     </w:p>
     <w:p>
       <w:pPr>
@@ -8475,7 +8267,7 @@
                 <w:sz w:val="19"/>
                 <w:lang w:val="es-CO"/>
               </w:rPr>
-              <w:t xml:space="preserve">5 (DIRIGE, TIENE, GENERA, ES_VETERINARIO, ES_AUXILIAR)</w:t>
+              <w:t xml:space="preserve">5 (DIRIGIR, TENER, GENERAR, EJERCER, COLABORAR)</w:t>
             </w:r>
           </w:p>
         </w:tc>
@@ -8539,7 +8331,7 @@
                 <w:sz w:val="19"/>
                 <w:lang w:val="es-CO"/>
               </w:rPr>
-              <w:t xml:space="preserve">3 (CERTIFICADO_EN, PRESCRIBE, ALMACENA)</w:t>
+              <w:t xml:space="preserve">3 (CERTIFICAR, PRESCRIBIR, ALMACENAR)</w:t>
             </w:r>
           </w:p>
         </w:tc>
@@ -8603,7 +8395,7 @@
                 <w:sz w:val="19"/>
                 <w:lang w:val="es-CO"/>
               </w:rPr>
-              <w:t xml:space="preserve">DETALLE_FACTURA con relación identificadora CONTIENE</w:t>
+              <w:t xml:space="preserve">DETALLE_FACTURA con relación identificadora CONTENER</w:t>
             </w:r>
           </w:p>
         </w:tc>

--- a/documentos/fase1/03_Modelo_ER_Peter_Chen.docx
+++ b/documentos/fase1/03_Modelo_ER_Peter_Chen.docx
@@ -312,69 +312,7 @@
         <w:rPr>
           <w:lang w:val="es-CO"/>
         </w:rPr>
-        <w:t xml:space="preserve">El Modelo Entidad-Relación (MER) propuesto por Peter Chen (1976) representa el nivel</w:t>
-      </w:r>
-      <w:r>
-        <w:rPr>
-          <w:lang w:val="es-CO"/>
-        </w:rPr>
-        <w:t xml:space="preserve"> </w:t>
-      </w:r>
-      <w:r>
-        <w:rPr>
-          <w:b/>
-          <w:bCs/>
-          <w:lang w:val="es-CO"/>
-        </w:rPr>
-        <w:t xml:space="preserve">conceptual</w:t>
-      </w:r>
-      <w:r>
-        <w:rPr>
-          <w:lang w:val="es-CO"/>
-        </w:rPr>
-        <w:t xml:space="preserve"> </w:t>
-      </w:r>
-      <w:r>
-        <w:rPr>
-          <w:lang w:val="es-CO"/>
-        </w:rPr>
-        <w:t xml:space="preserve">de la base de</w:t>
-      </w:r>
-      <w:r>
-        <w:rPr>
-          <w:lang w:val="es-CO"/>
-        </w:rPr>
-        <w:t xml:space="preserve"> </w:t>
-      </w:r>
-      <w:r>
-        <w:rPr>
-          <w:lang w:val="es-CO"/>
-        </w:rPr>
-        <w:t xml:space="preserve">datos: qué cosas del mundo real interesan a la organización (entidades), qué se sabe de ellas (atributos) y cómo se</w:t>
-      </w:r>
-      <w:r>
-        <w:rPr>
-          <w:lang w:val="es-CO"/>
-        </w:rPr>
-        <w:t xml:space="preserve"> </w:t>
-      </w:r>
-      <w:r>
-        <w:rPr>
-          <w:lang w:val="es-CO"/>
-        </w:rPr>
-        <w:t xml:space="preserve">asocian (relaciones), sin decisiones de implementación. Este documento presenta el MER de SIGEVET construido a partir de</w:t>
-      </w:r>
-      <w:r>
-        <w:rPr>
-          <w:lang w:val="es-CO"/>
-        </w:rPr>
-        <w:t xml:space="preserve"> </w:t>
-      </w:r>
-      <w:r>
-        <w:rPr>
-          <w:lang w:val="es-CO"/>
-        </w:rPr>
-        <w:t xml:space="preserve">la propuesta y del documento de supuestos.</w:t>
+        <w:t xml:space="preserve">El MER de SIGEVET usa la notación conceptual de Peter Chen (1976). Parte de la propuesta y los supuestos para representar entidades, atributos y relaciones, sin decisiones de implementación.</w:t>
       </w:r>
     </w:p>
     <w:p>
@@ -1020,81 +958,7 @@
         <w:rPr>
           <w:lang w:val="es-CO"/>
         </w:rPr>
-        <w:t xml:space="preserve">La cardinalidad se lee</w:t>
-      </w:r>
-      <w:r>
-        <w:rPr>
-          <w:lang w:val="es-CO"/>
-        </w:rPr>
-        <w:t xml:space="preserve"> </w:t>
-      </w:r>
-      <w:r>
-        <w:rPr>
-          <w:lang w:val="es-CO"/>
-        </w:rPr>
-        <w:t xml:space="preserve">“a través”</w:t>
-      </w:r>
-      <w:r>
-        <w:rPr>
-          <w:lang w:val="es-CO"/>
-        </w:rPr>
-        <w:t xml:space="preserve"> </w:t>
-      </w:r>
-      <w:r>
-        <w:rPr>
-          <w:lang w:val="es-CO"/>
-        </w:rPr>
-        <w:t xml:space="preserve">de la relación: en DEPARTAMENTO —1— PERTENECER —N— CIUDAD, un departamento se</w:t>
-      </w:r>
-      <w:r>
-        <w:rPr>
-          <w:lang w:val="es-CO"/>
-        </w:rPr>
-        <w:t xml:space="preserve"> </w:t>
-      </w:r>
-      <w:r>
-        <w:rPr>
-          <w:lang w:val="es-CO"/>
-        </w:rPr>
-        <w:t xml:space="preserve">relaciona con N ciudades y cada ciudad con un solo departamento. Las llaves foráneas</w:t>
-      </w:r>
-      <w:r>
-        <w:rPr>
-          <w:lang w:val="es-CO"/>
-        </w:rPr>
-        <w:t xml:space="preserve"> </w:t>
-      </w:r>
-      <w:r>
-        <w:rPr>
-          <w:b/>
-          <w:bCs/>
-          <w:lang w:val="es-CO"/>
-        </w:rPr>
-        <w:t xml:space="preserve">no</w:t>
-      </w:r>
-      <w:r>
-        <w:rPr>
-          <w:lang w:val="es-CO"/>
-        </w:rPr>
-        <w:t xml:space="preserve"> </w:t>
-      </w:r>
-      <w:r>
-        <w:rPr>
-          <w:lang w:val="es-CO"/>
-        </w:rPr>
-        <w:t xml:space="preserve">aparecen como atributos: en</w:t>
-      </w:r>
-      <w:r>
-        <w:rPr>
-          <w:lang w:val="es-CO"/>
-        </w:rPr>
-        <w:t xml:space="preserve"> </w:t>
-      </w:r>
-      <w:r>
-        <w:rPr>
-          <w:lang w:val="es-CO"/>
-        </w:rPr>
-        <w:t xml:space="preserve">el nivel conceptual la asociación se expresa con la relación.</w:t>
+        <w:t xml:space="preserve">En DEPARTAMENTO —1— PERTENECER —N— CIUDAD, cada ciudad pertenece a un departamento. Las relaciones representan las asociaciones; no se incluyen llaves foráneas como atributos.</w:t>
       </w:r>
     </w:p>
     <w:p>
@@ -1128,7 +992,27 @@
         <w:rPr>
           <w:lang w:val="es-CO"/>
         </w:rPr>
-        <w:t xml:space="preserve">La vista global muestra las 18 entidades y las 26 relaciones, sin atributos, para que se lea la estructura completa. Los atributos de cada entidad aparecen en las vistas por área. Todos los diagramas se hicieron en Draw.io y se entregan también en PNG y PDF.</w:t>
+        <w:t xml:space="preserve">La vista global reúne</w:t>
+      </w:r>
+      <w:r>
+        <w:rPr>
+          <w:lang w:val="es-CO"/>
+        </w:rPr>
+        <w:t xml:space="preserve"> </w:t>
+      </w:r>
+      <w:r>
+        <w:rPr>
+          <w:b/>
+          <w:bCs/>
+          <w:lang w:val="es-CO"/>
+        </w:rPr>
+        <w:t xml:space="preserve">18 entidades y 26 relaciones</w:t>
+      </w:r>
+      <w:r>
+        <w:rPr>
+          <w:lang w:val="es-CO"/>
+        </w:rPr>
+        <w:t xml:space="preserve">. Los diagramas se elaboraron en Draw.io y se entregan en PNG y PDF; los atributos aparecen en las vistas por área.</w:t>
       </w:r>
     </w:p>
     <w:p>
@@ -1220,7 +1104,7 @@
         <w:rPr>
           <w:lang w:val="es-CO"/>
         </w:rPr>
-        <w:t xml:space="preserve">Cada área se dibuja como un solo diagrama conectado, con todos los atributos de sus entidades. Cuando una relación une una entidad del área con una de otra área, la entidad externa aparece sin atributos; sus atributos están en la vista de su propia área.</w:t>
+        <w:t xml:space="preserve">Cada área muestra sus atributos. Las entidades externas aparecen sin ellos para evitar duplicación.</w:t>
       </w:r>
     </w:p>
     <w:p>
@@ -1254,7 +1138,7 @@
         <w:rPr>
           <w:lang w:val="es-CO"/>
         </w:rPr>
-        <w:t xml:space="preserve">Agrupa la ubicación geográfica, las sedes y el personal. Contiene la relación 1:1</w:t>
+        <w:t xml:space="preserve">Ubicación, sedes y personal:</w:t>
       </w:r>
       <w:r>
         <w:rPr>
@@ -1280,19 +1164,7 @@
         <w:rPr>
           <w:lang w:val="es-CO"/>
         </w:rPr>
-        <w:t xml:space="preserve">(cada sede tiene un</w:t>
-      </w:r>
-      <w:r>
-        <w:rPr>
-          <w:lang w:val="es-CO"/>
-        </w:rPr>
-        <w:t xml:space="preserve"> </w:t>
-      </w:r>
-      <w:r>
-        <w:rPr>
-          <w:lang w:val="es-CO"/>
-        </w:rPr>
-        <w:t xml:space="preserve">director) y la relación N:M</w:t>
+        <w:t xml:space="preserve">(1:1),</w:t>
       </w:r>
       <w:r>
         <w:rPr>
@@ -1318,7 +1190,7 @@
         <w:rPr>
           <w:lang w:val="es-CO"/>
         </w:rPr>
-        <w:t xml:space="preserve">(veterinarios y especialidades, con la fecha de certificación como</w:t>
+        <w:t xml:space="preserve">(N:M, con fecha de certificación),</w:t>
       </w:r>
       <w:r>
         <w:rPr>
@@ -1328,9 +1200,11 @@
       </w:r>
       <w:r>
         <w:rPr>
-          <w:lang w:val="es-CO"/>
-        </w:rPr>
-        <w:t xml:space="preserve">atributo de la relación). Los subtipos VETERINARIO y AUXILIAR se asocian a EMPLEADO mediante relaciones 1:1 (EJERCER y COLABORAR);</w:t>
+          <w:b/>
+          <w:bCs/>
+          <w:lang w:val="es-CO"/>
+        </w:rPr>
+        <w:t xml:space="preserve">EJERCER</w:t>
       </w:r>
       <w:r>
         <w:rPr>
@@ -1342,7 +1216,33 @@
         <w:rPr>
           <w:lang w:val="es-CO"/>
         </w:rPr>
-        <w:t xml:space="preserve">en el modelo extendido esto se representa con una especialización.</w:t>
+        <w:t xml:space="preserve">y</w:t>
+      </w:r>
+      <w:r>
+        <w:rPr>
+          <w:lang w:val="es-CO"/>
+        </w:rPr>
+        <w:t xml:space="preserve"> </w:t>
+      </w:r>
+      <w:r>
+        <w:rPr>
+          <w:b/>
+          <w:bCs/>
+          <w:lang w:val="es-CO"/>
+        </w:rPr>
+        <w:t xml:space="preserve">COLABORAR</w:t>
+      </w:r>
+      <w:r>
+        <w:rPr>
+          <w:lang w:val="es-CO"/>
+        </w:rPr>
+        <w:t xml:space="preserve"> </w:t>
+      </w:r>
+      <w:r>
+        <w:rPr>
+          <w:lang w:val="es-CO"/>
+        </w:rPr>
+        <w:t xml:space="preserve">(1:1 entre EMPLEADO y sus subtipos). El EER representa estos últimos mediante especialización.</w:t>
       </w:r>
     </w:p>
     <w:p>
@@ -1434,7 +1334,7 @@
         <w:rPr>
           <w:lang w:val="es-CO"/>
         </w:rPr>
-        <w:t xml:space="preserve">Contiene clientes, mascotas, historias clínicas, servicios, citas y consultas. Se destacan la relación 1:1</w:t>
+        <w:t xml:space="preserve">Clientes, mascotas y atención:</w:t>
       </w:r>
       <w:r>
         <w:rPr>
@@ -1460,7 +1360,7 @@
         <w:rPr>
           <w:lang w:val="es-CO"/>
         </w:rPr>
-        <w:t xml:space="preserve">(una historia clínica por mascota, total en ambos lados), la relación 1:1</w:t>
+        <w:t xml:space="preserve">y</w:t>
       </w:r>
       <w:r>
         <w:rPr>
@@ -1486,7 +1386,7 @@
         <w:rPr>
           <w:lang w:val="es-CO"/>
         </w:rPr>
-        <w:t xml:space="preserve">(una consulta por cita atendida),</w:t>
+        <w:t xml:space="preserve">(1:1),</w:t>
       </w:r>
       <w:r>
         <w:rPr>
@@ -1496,9 +1396,10 @@
       </w:r>
       <w:r>
         <w:rPr>
-          <w:lang w:val="es-CO"/>
-        </w:rPr>
-        <w:t xml:space="preserve">el atributo multivaluado</w:t>
+          <w:rStyle w:val="VerbatimChar"/>
+          <w:lang w:val="es-CO"/>
+        </w:rPr>
+        <w:t xml:space="preserve">telefono</w:t>
       </w:r>
       <w:r>
         <w:rPr>
@@ -1508,10 +1409,22 @@
       </w:r>
       <w:r>
         <w:rPr>
+          <w:lang w:val="es-CO"/>
+        </w:rPr>
+        <w:t xml:space="preserve">multivaluado y</w:t>
+      </w:r>
+      <w:r>
+        <w:rPr>
+          <w:lang w:val="es-CO"/>
+        </w:rPr>
+        <w:t xml:space="preserve"> </w:t>
+      </w:r>
+      <w:r>
+        <w:rPr>
           <w:rStyle w:val="VerbatimChar"/>
           <w:lang w:val="es-CO"/>
         </w:rPr>
-        <w:t xml:space="preserve">telefono</w:t>
+        <w:t xml:space="preserve">edad</w:t>
       </w:r>
       <w:r>
         <w:rPr>
@@ -1523,26 +1436,7 @@
         <w:rPr>
           <w:lang w:val="es-CO"/>
         </w:rPr>
-        <w:t xml:space="preserve">y el atributo derivado</w:t>
-      </w:r>
-      <w:r>
-        <w:rPr>
-          <w:lang w:val="es-CO"/>
-        </w:rPr>
-        <w:t xml:space="preserve"> </w:t>
-      </w:r>
-      <w:r>
-        <w:rPr>
-          <w:rStyle w:val="VerbatimChar"/>
-          <w:lang w:val="es-CO"/>
-        </w:rPr>
-        <w:t xml:space="preserve">edad</w:t>
-      </w:r>
-      <w:r>
-        <w:rPr>
-          <w:lang w:val="es-CO"/>
-        </w:rPr>
-        <w:t xml:space="preserve">.</w:t>
+        <w:t xml:space="preserve">derivada.</w:t>
       </w:r>
     </w:p>
     <w:p>
@@ -1634,7 +1528,7 @@
         <w:rPr>
           <w:lang w:val="es-CO"/>
         </w:rPr>
-        <w:t xml:space="preserve">Contiene medicamentos y facturación. La relación N:M</w:t>
+        <w:t xml:space="preserve">Medicamentos y facturación:</w:t>
       </w:r>
       <w:r>
         <w:rPr>
@@ -1660,19 +1554,7 @@
         <w:rPr>
           <w:lang w:val="es-CO"/>
         </w:rPr>
-        <w:t xml:space="preserve">une consultas y medicamentos con los atributos de</w:t>
-      </w:r>
-      <w:r>
-        <w:rPr>
-          <w:lang w:val="es-CO"/>
-        </w:rPr>
-        <w:t xml:space="preserve"> </w:t>
-      </w:r>
-      <w:r>
-        <w:rPr>
-          <w:lang w:val="es-CO"/>
-        </w:rPr>
-        <w:t xml:space="preserve">la fórmula; la relación N:M</w:t>
+        <w:t xml:space="preserve">y</w:t>
       </w:r>
       <w:r>
         <w:rPr>
@@ -1698,43 +1580,7 @@
         <w:rPr>
           <w:lang w:val="es-CO"/>
         </w:rPr>
-        <w:t xml:space="preserve">une sedes y medicamentos con el stock. DETALLE_FACTURA es una</w:t>
-      </w:r>
-      <w:r>
-        <w:rPr>
-          <w:lang w:val="es-CO"/>
-        </w:rPr>
-        <w:t xml:space="preserve"> </w:t>
-      </w:r>
-      <w:r>
-        <w:rPr>
-          <w:b/>
-          <w:bCs/>
-          <w:lang w:val="es-CO"/>
-        </w:rPr>
-        <w:t xml:space="preserve">entidad</w:t>
-      </w:r>
-      <w:r>
-        <w:rPr>
-          <w:b/>
-          <w:bCs/>
-          <w:lang w:val="es-CO"/>
-        </w:rPr>
-        <w:t xml:space="preserve"> </w:t>
-      </w:r>
-      <w:r>
-        <w:rPr>
-          <w:b/>
-          <w:bCs/>
-          <w:lang w:val="es-CO"/>
-        </w:rPr>
-        <w:t xml:space="preserve">débil</w:t>
-      </w:r>
-      <w:r>
-        <w:rPr>
-          <w:lang w:val="es-CO"/>
-        </w:rPr>
-        <w:t xml:space="preserve">: no tiene identificador propio y se identifica por la factura que la contiene más su número de línea.</w:t>
+        <w:t xml:space="preserve">(N:M), con datos de fórmula y stock. DETALLE_FACTURA es débil: se identifica por factura y número de línea.</w:t>
       </w:r>
     </w:p>
     <w:p>
@@ -7893,19 +7739,7 @@
         <w:rPr>
           <w:lang w:val="es-CO"/>
         </w:rPr>
-        <w:t xml:space="preserve">una sede tiene exactamente un director (participación total de SEDE) y un empleado dirige como</w:t>
-      </w:r>
-      <w:r>
-        <w:rPr>
-          <w:lang w:val="es-CO"/>
-        </w:rPr>
-        <w:t xml:space="preserve"> </w:t>
-      </w:r>
-      <w:r>
-        <w:rPr>
-          <w:lang w:val="es-CO"/>
-        </w:rPr>
-        <w:t xml:space="preserve">máximo una sede (parcial de EMPLEADO: la mayoría no son directores). Supuestos S-04 y S-05.</w:t>
+        <w:t xml:space="preserve">cada sede tiene director (total); un empleado dirige como máximo una sede (parcial). S-04 y S-05.</w:t>
       </w:r>
     </w:p>
     <w:p>
@@ -7934,19 +7768,7 @@
         <w:rPr>
           <w:lang w:val="es-CO"/>
         </w:rPr>
-        <w:t xml:space="preserve">la historia clínica es única por mascota y se comparte entre sedes; ninguna existe sin la otra</w:t>
-      </w:r>
-      <w:r>
-        <w:rPr>
-          <w:lang w:val="es-CO"/>
-        </w:rPr>
-        <w:t xml:space="preserve"> </w:t>
-      </w:r>
-      <w:r>
-        <w:rPr>
-          <w:lang w:val="es-CO"/>
-        </w:rPr>
-        <w:t xml:space="preserve">(total en ambos lados). Supuesto S-23.</w:t>
+        <w:t xml:space="preserve">mascota e historia clínica única dependen una de otra (total en ambos lados); se comparte entre sedes. S-23.</w:t>
       </w:r>
     </w:p>
     <w:p>
@@ -7975,19 +7797,7 @@
         <w:rPr>
           <w:lang w:val="es-CO"/>
         </w:rPr>
-        <w:t xml:space="preserve">solo una cita atendida produce consulta (parcial de CITA) y toda consulta proviene de una cita</w:t>
-      </w:r>
-      <w:r>
-        <w:rPr>
-          <w:lang w:val="es-CO"/>
-        </w:rPr>
-        <w:t xml:space="preserve"> </w:t>
-      </w:r>
-      <w:r>
-        <w:rPr>
-          <w:lang w:val="es-CO"/>
-        </w:rPr>
-        <w:t xml:space="preserve">(total de CONSULTA). Supuestos S-27 y S-28.</w:t>
+        <w:t xml:space="preserve">solo citas atendidas generan consulta. CITA participa parcialmente; CONSULTA siempre proviene de una cita (total). S-27 y S-28.</w:t>
       </w:r>
     </w:p>
     <w:p>
@@ -8016,19 +7826,7 @@
         <w:rPr>
           <w:lang w:val="es-CO"/>
         </w:rPr>
-        <w:t xml:space="preserve">un cliente puede tener varias mascotas o ninguna (parcial); toda mascota tiene un dueño</w:t>
-      </w:r>
-      <w:r>
-        <w:rPr>
-          <w:lang w:val="es-CO"/>
-        </w:rPr>
-        <w:t xml:space="preserve"> </w:t>
-      </w:r>
-      <w:r>
-        <w:rPr>
-          <w:lang w:val="es-CO"/>
-        </w:rPr>
-        <w:t xml:space="preserve">(total). Supuestos S-16 y S-17.</w:t>
+        <w:t xml:space="preserve">CLIENTE puede no tener mascotas (parcial); toda MASCOTA tiene dueño (total). S-16 y S-17.</w:t>
       </w:r>
     </w:p>
     <w:p>
@@ -8057,19 +7855,7 @@
         <w:rPr>
           <w:lang w:val="es-CO"/>
         </w:rPr>
-        <w:t xml:space="preserve">una consulta puede formular varios medicamentos y un medicamento aparece en muchas consultas;</w:t>
-      </w:r>
-      <w:r>
-        <w:rPr>
-          <w:lang w:val="es-CO"/>
-        </w:rPr>
-        <w:t xml:space="preserve"> </w:t>
-      </w:r>
-      <w:r>
-        <w:rPr>
-          <w:lang w:val="es-CO"/>
-        </w:rPr>
-        <w:t xml:space="preserve">ambas participaciones son parciales (hay consultas sin fórmula y medicamentos nunca formulados). Supuesto S-30.</w:t>
+        <w:t xml:space="preserve">ambas participaciones son parciales: consultas sin fórmula y medicamentos nunca formulados. S-30.</w:t>
       </w:r>
     </w:p>
     <w:p>
@@ -8098,19 +7884,7 @@
         <w:rPr>
           <w:lang w:val="es-CO"/>
         </w:rPr>
-        <w:t xml:space="preserve">una factura tiene una o más líneas y cada línea pertenece a una sola factura,</w:t>
-      </w:r>
-      <w:r>
-        <w:rPr>
-          <w:lang w:val="es-CO"/>
-        </w:rPr>
-        <w:t xml:space="preserve"> </w:t>
-      </w:r>
-      <w:r>
-        <w:rPr>
-          <w:lang w:val="es-CO"/>
-        </w:rPr>
-        <w:t xml:space="preserve">de la que depende su existencia. Supuesto S-36.</w:t>
+        <w:t xml:space="preserve">cada factura contiene al menos una línea; cada línea depende de una factura. S-36.</w:t>
       </w:r>
     </w:p>
     <w:p>

--- a/documentos/fase1/03_Modelo_ER_Peter_Chen.docx
+++ b/documentos/fase1/03_Modelo_ER_Peter_Chen.docx
@@ -1138,7 +1138,7 @@
         <w:rPr>
           <w:lang w:val="es-CO"/>
         </w:rPr>
-        <w:t xml:space="preserve">Ubicación, sedes y personal:</w:t>
+        <w:t xml:space="preserve">Esta área cubre la ubicación, las sedes y el personal. Incluye</w:t>
       </w:r>
       <w:r>
         <w:rPr>
@@ -1334,7 +1334,7 @@
         <w:rPr>
           <w:lang w:val="es-CO"/>
         </w:rPr>
-        <w:t xml:space="preserve">Clientes, mascotas y atención:</w:t>
+        <w:t xml:space="preserve">Esta área cubre clientes, mascotas y atención. Incluye</w:t>
       </w:r>
       <w:r>
         <w:rPr>
@@ -1399,7 +1399,7 @@
           <w:rStyle w:val="VerbatimChar"/>
           <w:lang w:val="es-CO"/>
         </w:rPr>
-        <w:t xml:space="preserve">telefono</w:t>
+        <w:t xml:space="preserve">el atributo</w:t>
       </w:r>
       <w:r>
         <w:rPr>
@@ -1411,7 +1411,7 @@
         <w:rPr>
           <w:lang w:val="es-CO"/>
         </w:rPr>
-        <w:t xml:space="preserve">multivaluado y</w:t>
+        <w:t xml:space="preserve">multivaluado telefono y la</w:t>
       </w:r>
       <w:r>
         <w:rPr>
@@ -1528,7 +1528,7 @@
         <w:rPr>
           <w:lang w:val="es-CO"/>
         </w:rPr>
-        <w:t xml:space="preserve">Medicamentos y facturación:</w:t>
+        <w:t xml:space="preserve">Esta área cubre medicamentos y facturación.</w:t>
       </w:r>
       <w:r>
         <w:rPr>
@@ -1580,7 +1580,7 @@
         <w:rPr>
           <w:lang w:val="es-CO"/>
         </w:rPr>
-        <w:t xml:space="preserve">(N:M), con datos de fórmula y stock. DETALLE_FACTURA es débil: se identifica por factura y número de línea.</w:t>
+        <w:t xml:space="preserve">(N:M) llevan los datos de la fórmula y del stock. DETALLE_FACTURA es débil: se identifica por factura y número de línea.</w:t>
       </w:r>
     </w:p>
     <w:p>
